--- a/블로그글작성/판례/판례_대법원2021두31429_방치폐기물_처리명령_승계신고수리.docx
+++ b/블로그글작성/판례/판례_대법원2021두31429_방치폐기물_처리명령_승계신고수리.docx
@@ -5,6 +5,8 @@
   <w:body>
     <w:p>
       <w:pPr>
+        <w:autoSpaceDE w:val="0"/>
+        <w:autoSpaceDN w:val="0"/>
         <w:spacing w:after="60"/>
       </w:pPr>
       <w:r>
@@ -20,6 +22,8 @@
     <w:p>
       <w:pPr>
         <w:pStyle w:val="law1"/>
+        <w:autoSpaceDE w:val="0"/>
+        <w:autoSpaceDN w:val="0"/>
         <w:spacing w:after="160"/>
       </w:pPr>
       <w:r>
@@ -32,6 +36,8 @@
     </w:p>
     <w:p>
       <w:pPr>
+        <w:autoSpaceDE w:val="0"/>
+        <w:autoSpaceDN w:val="0"/>
         <w:spacing w:after="120"/>
       </w:pPr>
       <w:r>
@@ -39,14 +45,157 @@
           <w:rFonts w:ascii="맑은 고딕" w:hAnsi="맑은 고딕" w:eastAsia="맑은 고딕" w:cs="맑은 고딕"/>
           <w:color w:val="000000"/>
         </w:rPr>
-        <w:t>경매로 폐기물처리시설을 인수한 사람에게 곧바로 방치폐기물 처리명령을 할 수 있는지가 문제된 사건입니다. 대법원은 승계신고가 수리되어야 처리명령 대상이 된다고 보았습니다.</w:t>
+        <w:t>○ 경매로 폐기물처리시설을 인수한 사람에게 곧바로 방치폐기물 처리명령을 할 수 있는지가 문제된 사건입니다. 대법원은 승계신고가 수리되어야 처리명령 대상이 된다고 보았습니다.</w:t>
       </w:r>
     </w:p>
-    <w:p/>
-    <w:p/>
+    <w:p>
+      <w:pPr>
+        <w:autoSpaceDE w:val="0"/>
+        <w:autoSpaceDN w:val="0"/>
+      </w:pPr>
+    </w:p>
+    <w:p>
+      <w:pPr>
+        <w:autoSpaceDE w:val="0"/>
+        <w:autoSpaceDN w:val="0"/>
+      </w:pPr>
+    </w:p>
+    <w:tbl>
+      <w:tblPr>
+        <w:tblW w:type="pct" w:w="5000"/>
+        <w:tblLook w:firstColumn="1" w:firstRow="1" w:lastColumn="0" w:lastRow="0" w:noHBand="0" w:noVBand="1" w:val="04A0"/>
+        <w:tblBorders>
+          <w:top w:val="single" w:sz="14" w:space="0" w:color="808080"/>
+          <w:left w:val="single" w:sz="14" w:space="0" w:color="808080"/>
+          <w:bottom w:val="single" w:sz="14" w:space="0" w:color="808080"/>
+          <w:right w:val="single" w:sz="14" w:space="0" w:color="808080"/>
+          <w:insideH w:val="single" w:sz="4" w:space="0" w:color="B7B7B7"/>
+          <w:insideV w:val="single" w:sz="4" w:space="0" w:color="B7B7B7"/>
+        </w:tblBorders>
+      </w:tblPr>
+      <w:tblGrid>
+        <w:gridCol w:w="9026"/>
+      </w:tblGrid>
+      <w:tr>
+        <w:tc>
+          <w:tcPr>
+            <w:tcW w:type="pct" w:w="5000"/>
+            <w:shd w:val="clear" w:color="auto" w:fill="D9D9D9"/>
+            <w:tcBorders>
+              <w:bottom w:val="double" w:sz="6" w:space="0" w:color="808080"/>
+            </w:tcBorders>
+          </w:tcPr>
+          <w:p>
+            <w:pPr>
+              <w:autoSpaceDE w:val="0"/>
+              <w:autoSpaceDN w:val="0"/>
+            </w:pPr>
+            <w:r/>
+            <w:r>
+              <w:rPr>
+                <w:rFonts w:ascii="맑은 고딕" w:hAnsi="맑은 고딕" w:eastAsia="맑은 고딕" w:cs="맑은 고딕"/>
+                <w:b/>
+                <w:color w:val="000000"/>
+                <w:sz w:val="21"/>
+              </w:rPr>
+              <w:t>※ 간단요약</w:t>
+            </w:r>
+          </w:p>
+        </w:tc>
+      </w:tr>
+      <w:tr>
+        <w:tc>
+          <w:tcPr>
+            <w:tcW w:type="pct" w:w="5000"/>
+            <w:shd w:val="clear" w:color="auto" w:fill="F7F7F7"/>
+          </w:tcPr>
+          <w:p>
+            <w:pPr>
+              <w:autoSpaceDE w:val="0"/>
+              <w:autoSpaceDN w:val="0"/>
+            </w:pPr>
+            <w:r/>
+            <w:r>
+              <w:rPr>
+                <w:rFonts w:ascii="맑은 고딕" w:hAnsi="맑은 고딕" w:eastAsia="맑은 고딕" w:cs="맑은 고딕"/>
+                <w:b/>
+                <w:color w:val="000000"/>
+                <w:sz w:val="19"/>
+              </w:rPr>
+              <w:t>Q. 경매로 폐기물처리시설을 인수하면 바로 방치폐기물 처리명령 대상이 되나요?</w:t>
+            </w:r>
+          </w:p>
+          <w:p>
+            <w:pPr>
+              <w:autoSpaceDE w:val="0"/>
+              <w:autoSpaceDN w:val="0"/>
+            </w:pPr>
+            <w:r>
+              <w:rPr>
+                <w:rFonts w:ascii="맑은 고딕" w:hAnsi="맑은 고딕" w:eastAsia="맑은 고딕" w:cs="맑은 고딕"/>
+                <w:b w:val="0"/>
+                <w:color w:val="000000"/>
+                <w:sz w:val="19"/>
+              </w:rPr>
+              <w:t>A. 아니요. 승계신고를 하여 허가관청이 이를 수리해야 권리·의무 승계 효과가 생기고, 그때 비로소 처리명령 대상이 됩니다.</w:t>
+            </w:r>
+          </w:p>
+          <w:p>
+            <w:pPr>
+              <w:autoSpaceDE w:val="0"/>
+              <w:autoSpaceDN w:val="0"/>
+            </w:pPr>
+          </w:p>
+          <w:p>
+            <w:pPr>
+              <w:autoSpaceDE w:val="0"/>
+              <w:autoSpaceDN w:val="0"/>
+            </w:pPr>
+            <w:r>
+              <w:rPr>
+                <w:rFonts w:ascii="맑은 고딕" w:hAnsi="맑은 고딕" w:eastAsia="맑은 고딕" w:cs="맑은 고딕"/>
+                <w:b/>
+                <w:color w:val="000000"/>
+                <w:sz w:val="19"/>
+              </w:rPr>
+              <w:t>Q. 시설만 인수하고 승계신고를 하지 않았다면요?</w:t>
+            </w:r>
+          </w:p>
+          <w:p>
+            <w:pPr>
+              <w:autoSpaceDE w:val="0"/>
+              <w:autoSpaceDN w:val="0"/>
+            </w:pPr>
+            <w:r>
+              <w:rPr>
+                <w:rFonts w:ascii="맑은 고딕" w:hAnsi="맑은 고딕" w:eastAsia="맑은 고딕" w:cs="맑은 고딕"/>
+                <w:b w:val="0"/>
+                <w:color w:val="000000"/>
+                <w:sz w:val="19"/>
+              </w:rPr>
+              <w:t>A. 승계신고·수리가 없으면 영업허가자 지위를 얻지 못하므로 방치폐기물 처리명령의 상대방이 될 수 없습니다.</w:t>
+            </w:r>
+          </w:p>
+        </w:tc>
+      </w:tr>
+    </w:tbl>
+    <w:p>
+      <w:pPr>
+        <w:autoSpaceDE w:val="0"/>
+        <w:autoSpaceDN w:val="0"/>
+      </w:pPr>
+    </w:p>
+    <w:p>
+      <w:pPr>
+        <w:autoSpaceDE w:val="0"/>
+        <w:autoSpaceDN w:val="0"/>
+      </w:pPr>
+    </w:p>
     <w:p>
       <w:pPr>
         <w:pStyle w:val="2"/>
+        <w:autoSpaceDE w:val="0"/>
+        <w:autoSpaceDN w:val="0"/>
       </w:pPr>
       <w:r>
         <w:rPr>
@@ -80,6 +229,10 @@
             <w:shd w:val="clear" w:color="auto" w:fill="F2F2F2"/>
           </w:tcPr>
           <w:p>
+            <w:pPr>
+              <w:autoSpaceDE w:val="0"/>
+              <w:autoSpaceDN w:val="0"/>
+            </w:pPr>
             <w:r/>
             <w:r>
               <w:rPr>
@@ -97,6 +250,10 @@
             <w:tcW w:type="pct" w:w="3900"/>
           </w:tcPr>
           <w:p>
+            <w:pPr>
+              <w:autoSpaceDE w:val="0"/>
+              <w:autoSpaceDN w:val="0"/>
+            </w:pPr>
             <w:r/>
             <w:r>
               <w:rPr>
@@ -117,6 +274,10 @@
             <w:shd w:val="clear" w:color="auto" w:fill="F2F2F2"/>
           </w:tcPr>
           <w:p>
+            <w:pPr>
+              <w:autoSpaceDE w:val="0"/>
+              <w:autoSpaceDN w:val="0"/>
+            </w:pPr>
             <w:r/>
             <w:r>
               <w:rPr>
@@ -134,6 +295,10 @@
             <w:tcW w:type="pct" w:w="3900"/>
           </w:tcPr>
           <w:p>
+            <w:pPr>
+              <w:autoSpaceDE w:val="0"/>
+              <w:autoSpaceDN w:val="0"/>
+            </w:pPr>
             <w:r/>
             <w:r>
               <w:rPr>
@@ -154,6 +319,10 @@
             <w:shd w:val="clear" w:color="auto" w:fill="F2F2F2"/>
           </w:tcPr>
           <w:p>
+            <w:pPr>
+              <w:autoSpaceDE w:val="0"/>
+              <w:autoSpaceDN w:val="0"/>
+            </w:pPr>
             <w:r/>
             <w:r>
               <w:rPr>
@@ -171,6 +340,10 @@
             <w:tcW w:type="pct" w:w="3900"/>
           </w:tcPr>
           <w:p>
+            <w:pPr>
+              <w:autoSpaceDE w:val="0"/>
+              <w:autoSpaceDN w:val="0"/>
+            </w:pPr>
             <w:r/>
             <w:r>
               <w:rPr>
@@ -191,6 +364,10 @@
             <w:shd w:val="clear" w:color="auto" w:fill="F2F2F2"/>
           </w:tcPr>
           <w:p>
+            <w:pPr>
+              <w:autoSpaceDE w:val="0"/>
+              <w:autoSpaceDN w:val="0"/>
+            </w:pPr>
             <w:r/>
             <w:r>
               <w:rPr>
@@ -208,6 +385,10 @@
             <w:tcW w:type="pct" w:w="3900"/>
           </w:tcPr>
           <w:p>
+            <w:pPr>
+              <w:autoSpaceDE w:val="0"/>
+              <w:autoSpaceDN w:val="0"/>
+            </w:pPr>
             <w:r/>
             <w:r>
               <w:rPr>
@@ -228,6 +409,10 @@
             <w:shd w:val="clear" w:color="auto" w:fill="F2F2F2"/>
           </w:tcPr>
           <w:p>
+            <w:pPr>
+              <w:autoSpaceDE w:val="0"/>
+              <w:autoSpaceDN w:val="0"/>
+            </w:pPr>
             <w:r/>
             <w:r>
               <w:rPr>
@@ -245,6 +430,10 @@
             <w:tcW w:type="pct" w:w="3900"/>
           </w:tcPr>
           <w:p>
+            <w:pPr>
+              <w:autoSpaceDE w:val="0"/>
+              <w:autoSpaceDN w:val="0"/>
+            </w:pPr>
             <w:r/>
             <w:r>
               <w:rPr>
@@ -259,11 +448,23 @@
         </w:tc>
       </w:tr>
     </w:tbl>
-    <w:p/>
-    <w:p/>
+    <w:p>
+      <w:pPr>
+        <w:autoSpaceDE w:val="0"/>
+        <w:autoSpaceDN w:val="0"/>
+      </w:pPr>
+    </w:p>
+    <w:p>
+      <w:pPr>
+        <w:autoSpaceDE w:val="0"/>
+        <w:autoSpaceDN w:val="0"/>
+      </w:pPr>
+    </w:p>
     <w:p>
       <w:pPr>
         <w:pStyle w:val="2"/>
+        <w:autoSpaceDE w:val="0"/>
+        <w:autoSpaceDN w:val="0"/>
         <w:spacing w:before="80"/>
       </w:pPr>
       <w:r>
@@ -275,6 +476,10 @@
       </w:r>
     </w:p>
     <w:p>
+      <w:pPr>
+        <w:autoSpaceDE w:val="0"/>
+        <w:autoSpaceDN w:val="0"/>
+      </w:pPr>
       <w:r>
         <w:rPr>
           <w:rFonts w:ascii="맑은 고딕" w:hAnsi="맑은 고딕" w:eastAsia="맑은 고딕" w:cs="맑은 고딕"/>
@@ -283,8 +488,17 @@
         <w:t>(1) 폐기물처리업체가 허용보관량을 크게 초과해 폐기물을 방치하다 허가가 취소되고, 방치폐기물 처리명령을 이행하지 않았습니다.</w:t>
       </w:r>
     </w:p>
-    <w:p/>
-    <w:p>
+    <w:p>
+      <w:pPr>
+        <w:autoSpaceDE w:val="0"/>
+        <w:autoSpaceDN w:val="0"/>
+      </w:pPr>
+    </w:p>
+    <w:p>
+      <w:pPr>
+        <w:autoSpaceDE w:val="0"/>
+        <w:autoSpaceDN w:val="0"/>
+      </w:pPr>
       <w:r>
         <w:rPr>
           <w:rFonts w:ascii="맑은 고딕" w:hAnsi="맑은 고딕" w:eastAsia="맑은 고딕" w:cs="맑은 고딕"/>
@@ -293,8 +507,17 @@
         <w:t>(2) 원고는 경매로 그 업체의 폐기물처리시설(파쇄·분쇄 시설 등)을 경락받아 소유권을 이전받았습니다.</w:t>
       </w:r>
     </w:p>
-    <w:p/>
-    <w:p>
+    <w:p>
+      <w:pPr>
+        <w:autoSpaceDE w:val="0"/>
+        <w:autoSpaceDN w:val="0"/>
+      </w:pPr>
+    </w:p>
+    <w:p>
+      <w:pPr>
+        <w:autoSpaceDE w:val="0"/>
+        <w:autoSpaceDN w:val="0"/>
+      </w:pPr>
       <w:r>
         <w:rPr>
           <w:rFonts w:ascii="맑은 고딕" w:hAnsi="맑은 고딕" w:eastAsia="맑은 고딕" w:cs="맑은 고딕"/>
@@ -303,11 +526,23 @@
         <w:t>(3) 완주군수는 원고가 시설을 인수해 허가상 권리·의무를 승계했다며 방치폐기물 처리명령을 하였습니다.</w:t>
       </w:r>
     </w:p>
-    <w:p/>
-    <w:p/>
+    <w:p>
+      <w:pPr>
+        <w:autoSpaceDE w:val="0"/>
+        <w:autoSpaceDN w:val="0"/>
+      </w:pPr>
+    </w:p>
+    <w:p>
+      <w:pPr>
+        <w:autoSpaceDE w:val="0"/>
+        <w:autoSpaceDN w:val="0"/>
+      </w:pPr>
+    </w:p>
     <w:p>
       <w:pPr>
         <w:pStyle w:val="2"/>
+        <w:autoSpaceDE w:val="0"/>
+        <w:autoSpaceDN w:val="0"/>
         <w:spacing w:before="80"/>
       </w:pPr>
       <w:r>
@@ -319,6 +554,10 @@
       </w:r>
     </w:p>
     <w:p>
+      <w:pPr>
+        <w:autoSpaceDE w:val="0"/>
+        <w:autoSpaceDN w:val="0"/>
+      </w:pPr>
       <w:r>
         <w:rPr>
           <w:rFonts w:ascii="맑은 고딕" w:hAnsi="맑은 고딕" w:eastAsia="맑은 고딕" w:cs="맑은 고딕"/>
@@ -327,11 +566,23 @@
         <w:t>경매로 폐기물처리시설만 인수한 원고가 ‘허가에 따른 권리·의무를 승계한 자’로서 방치폐기물 처리명령의 대상이 되는지가 쟁점입니다.</w:t>
       </w:r>
     </w:p>
-    <w:p/>
-    <w:p/>
+    <w:p>
+      <w:pPr>
+        <w:autoSpaceDE w:val="0"/>
+        <w:autoSpaceDN w:val="0"/>
+      </w:pPr>
+    </w:p>
+    <w:p>
+      <w:pPr>
+        <w:autoSpaceDE w:val="0"/>
+        <w:autoSpaceDN w:val="0"/>
+      </w:pPr>
+    </w:p>
     <w:p>
       <w:pPr>
         <w:pStyle w:val="2"/>
+        <w:autoSpaceDE w:val="0"/>
+        <w:autoSpaceDN w:val="0"/>
         <w:spacing w:before="80"/>
       </w:pPr>
       <w:r>
@@ -369,6 +620,10 @@
             </w:tcBorders>
           </w:tcPr>
           <w:p>
+            <w:pPr>
+              <w:autoSpaceDE w:val="0"/>
+              <w:autoSpaceDN w:val="0"/>
+            </w:pPr>
             <w:r/>
             <w:r>
               <w:rPr>
@@ -390,6 +645,10 @@
             </w:tcBorders>
           </w:tcPr>
           <w:p>
+            <w:pPr>
+              <w:autoSpaceDE w:val="0"/>
+              <w:autoSpaceDN w:val="0"/>
+            </w:pPr>
             <w:r/>
             <w:r>
               <w:rPr>
@@ -410,6 +669,10 @@
             <w:shd w:val="clear" w:color="auto" w:fill="F2F2F2"/>
           </w:tcPr>
           <w:p>
+            <w:pPr>
+              <w:autoSpaceDE w:val="0"/>
+              <w:autoSpaceDN w:val="0"/>
+            </w:pPr>
             <w:r/>
             <w:r>
               <w:rPr>
@@ -427,6 +690,10 @@
             <w:tcW w:type="pct" w:w="3900"/>
           </w:tcPr>
           <w:p>
+            <w:pPr>
+              <w:autoSpaceDE w:val="0"/>
+              <w:autoSpaceDN w:val="0"/>
+            </w:pPr>
             <w:r/>
             <w:r>
               <w:rPr>
@@ -447,6 +714,10 @@
             <w:shd w:val="clear" w:color="auto" w:fill="F2F2F2"/>
           </w:tcPr>
           <w:p>
+            <w:pPr>
+              <w:autoSpaceDE w:val="0"/>
+              <w:autoSpaceDN w:val="0"/>
+            </w:pPr>
             <w:r/>
             <w:r>
               <w:rPr>
@@ -464,6 +735,10 @@
             <w:tcW w:type="pct" w:w="3900"/>
           </w:tcPr>
           <w:p>
+            <w:pPr>
+              <w:autoSpaceDE w:val="0"/>
+              <w:autoSpaceDN w:val="0"/>
+            </w:pPr>
             <w:r/>
             <w:r>
               <w:rPr>
@@ -478,11 +753,23 @@
         </w:tc>
       </w:tr>
     </w:tbl>
-    <w:p/>
-    <w:p/>
+    <w:p>
+      <w:pPr>
+        <w:autoSpaceDE w:val="0"/>
+        <w:autoSpaceDN w:val="0"/>
+      </w:pPr>
+    </w:p>
+    <w:p>
+      <w:pPr>
+        <w:autoSpaceDE w:val="0"/>
+        <w:autoSpaceDN w:val="0"/>
+      </w:pPr>
+    </w:p>
     <w:p>
       <w:pPr>
         <w:pStyle w:val="2"/>
+        <w:autoSpaceDE w:val="0"/>
+        <w:autoSpaceDN w:val="0"/>
         <w:spacing w:before="80"/>
       </w:pPr>
       <w:r>
@@ -494,6 +781,10 @@
       </w:r>
     </w:p>
     <w:p>
+      <w:pPr>
+        <w:autoSpaceDE w:val="0"/>
+        <w:autoSpaceDN w:val="0"/>
+      </w:pPr>
       <w:r>
         <w:rPr>
           <w:rFonts w:ascii="맑은 고딕" w:hAnsi="맑은 고딕" w:eastAsia="맑은 고딕" w:cs="맑은 고딕"/>
@@ -502,8 +793,17 @@
         <w:t>① 폐기물처리업 허가는 시설·장비 등 대물적 요소에 결격사유 등 대인적 요소가 결합된 혼합적 허가입니다.</w:t>
       </w:r>
     </w:p>
-    <w:p/>
-    <w:p>
+    <w:p>
+      <w:pPr>
+        <w:autoSpaceDE w:val="0"/>
+        <w:autoSpaceDN w:val="0"/>
+      </w:pPr>
+    </w:p>
+    <w:p>
+      <w:pPr>
+        <w:autoSpaceDE w:val="0"/>
+        <w:autoSpaceDN w:val="0"/>
+      </w:pPr>
       <w:r>
         <w:rPr>
           <w:rFonts w:ascii="맑은 고딕" w:hAnsi="맑은 고딕" w:eastAsia="맑은 고딕" w:cs="맑은 고딕"/>
@@ -512,8 +812,17 @@
         <w:t>② 경매 인수자의 권리·의무 승계 효과는 승계신고를 하여 허가관청이 수리한 때 발생하며, 그 수리는 영업허가자 변경이라는 법률효과를 발생시킵니다.</w:t>
       </w:r>
     </w:p>
-    <w:p/>
-    <w:p>
+    <w:p>
+      <w:pPr>
+        <w:autoSpaceDE w:val="0"/>
+        <w:autoSpaceDN w:val="0"/>
+      </w:pPr>
+    </w:p>
+    <w:p>
+      <w:pPr>
+        <w:autoSpaceDE w:val="0"/>
+        <w:autoSpaceDN w:val="0"/>
+      </w:pPr>
       <w:r>
         <w:rPr>
           <w:rFonts w:ascii="맑은 고딕" w:hAnsi="맑은 고딕" w:eastAsia="맑은 고딕" w:cs="맑은 고딕"/>
@@ -522,61 +831,23 @@
         <w:t>③ 방치폐기물 처리명령을 받을 ‘권리·의무를 승계한 자’도 승계신고가 수리되어 영업허가자 지위를 얻은 자를 의미하므로, 신고·수리가 없으면 처리명령 대상이 아닙니다.</w:t>
       </w:r>
     </w:p>
-    <w:p/>
-    <w:p/>
+    <w:p>
+      <w:pPr>
+        <w:autoSpaceDE w:val="0"/>
+        <w:autoSpaceDN w:val="0"/>
+      </w:pPr>
+    </w:p>
+    <w:p>
+      <w:pPr>
+        <w:autoSpaceDE w:val="0"/>
+        <w:autoSpaceDN w:val="0"/>
+      </w:pPr>
+    </w:p>
     <w:p>
       <w:pPr>
         <w:pStyle w:val="2"/>
-        <w:spacing w:before="80"/>
-      </w:pPr>
-      <w:r>
-        <w:rPr>
-          <w:rFonts w:ascii="맑은 고딕" w:hAnsi="맑은 고딕" w:eastAsia="맑은 고딕" w:cs="맑은 고딕"/>
-          <w:color w:val="000000"/>
-        </w:rPr>
-        <w:t>6. 참조 조문</w:t>
-      </w:r>
-    </w:p>
-    <w:p>
-      <w:pPr>
-        <w:pStyle w:val="cite1"/>
-      </w:pPr>
-      <w:r>
-        <w:rPr>
-          <w:rFonts w:ascii="맑은 고딕" w:hAnsi="맑은 고딕" w:eastAsia="맑은 고딕" w:cs="맑은 고딕"/>
-          <w:color w:val="000000"/>
-        </w:rPr>
-        <w:t>관련 법령·판례</w:t>
-      </w:r>
-    </w:p>
-    <w:p>
-      <w:r>
-        <w:rPr>
-          <w:rFonts w:ascii="맑은 고딕" w:hAnsi="맑은 고딕" w:eastAsia="맑은 고딕" w:cs="맑은 고딕"/>
-          <w:color w:val="000000"/>
-        </w:rPr>
-        <w:t>구 폐기물관리법 제33조 제2항·제3항 · 제40조 제3항</w:t>
-      </w:r>
-      <w:r>
-        <w:rPr>
-          <w:rFonts w:ascii="맑은 고딕" w:hAnsi="맑은 고딕" w:eastAsia="맑은 고딕" w:cs="맑은 고딕"/>
-          <w:color w:val="000000"/>
-        </w:rPr>
-        <w:br/>
-      </w:r>
-      <w:r>
-        <w:rPr>
-          <w:rFonts w:ascii="맑은 고딕" w:hAnsi="맑은 고딕" w:eastAsia="맑은 고딕" w:cs="맑은 고딕"/>
-          <w:color w:val="000000"/>
-        </w:rPr>
-        <w:t>(참조판례) 대법원 94누9146, 2011두29144, 2007두17113</w:t>
-      </w:r>
-    </w:p>
-    <w:p/>
-    <w:p/>
-    <w:p>
-      <w:pPr>
-        <w:pStyle w:val="2"/>
+        <w:autoSpaceDE w:val="0"/>
+        <w:autoSpaceDN w:val="0"/>
         <w:spacing w:before="200"/>
       </w:pPr>
       <w:r>
@@ -614,6 +885,10 @@
             </w:tcBorders>
           </w:tcPr>
           <w:p>
+            <w:pPr>
+              <w:autoSpaceDE w:val="0"/>
+              <w:autoSpaceDN w:val="0"/>
+            </w:pPr>
             <w:r/>
             <w:r>
               <w:rPr>
@@ -635,6 +910,10 @@
             </w:tcBorders>
           </w:tcPr>
           <w:p>
+            <w:pPr>
+              <w:autoSpaceDE w:val="0"/>
+              <w:autoSpaceDN w:val="0"/>
+            </w:pPr>
             <w:r/>
             <w:r>
               <w:rPr>
@@ -655,6 +934,10 @@
             <w:shd w:val="clear" w:color="auto" w:fill="F2F2F2"/>
           </w:tcPr>
           <w:p>
+            <w:pPr>
+              <w:autoSpaceDE w:val="0"/>
+              <w:autoSpaceDN w:val="0"/>
+            </w:pPr>
             <w:r/>
             <w:r>
               <w:rPr>
@@ -690,6 +973,10 @@
             <w:tcW w:type="pct" w:w="3600"/>
           </w:tcPr>
           <w:p>
+            <w:pPr>
+              <w:autoSpaceDE w:val="0"/>
+              <w:autoSpaceDN w:val="0"/>
+            </w:pPr>
             <w:r/>
             <w:r>
               <w:rPr>
@@ -729,6 +1016,10 @@
             <w:shd w:val="clear" w:color="auto" w:fill="F2F2F2"/>
           </w:tcPr>
           <w:p>
+            <w:pPr>
+              <w:autoSpaceDE w:val="0"/>
+              <w:autoSpaceDN w:val="0"/>
+            </w:pPr>
             <w:r/>
             <w:r>
               <w:rPr>
@@ -764,6 +1055,10 @@
             <w:tcW w:type="pct" w:w="3600"/>
           </w:tcPr>
           <w:p>
+            <w:pPr>
+              <w:autoSpaceDE w:val="0"/>
+              <w:autoSpaceDN w:val="0"/>
+            </w:pPr>
             <w:r/>
             <w:r>
               <w:rPr>
@@ -822,6 +1117,10 @@
             <w:shd w:val="clear" w:color="auto" w:fill="F2F2F2"/>
           </w:tcPr>
           <w:p>
+            <w:pPr>
+              <w:autoSpaceDE w:val="0"/>
+              <w:autoSpaceDN w:val="0"/>
+            </w:pPr>
             <w:r/>
             <w:r>
               <w:rPr>
@@ -857,6 +1156,10 @@
             <w:tcW w:type="pct" w:w="3600"/>
           </w:tcPr>
           <w:p>
+            <w:pPr>
+              <w:autoSpaceDE w:val="0"/>
+              <w:autoSpaceDN w:val="0"/>
+            </w:pPr>
             <w:r/>
             <w:r>
               <w:rPr>
@@ -884,6 +1187,8 @@
     <w:p>
       <w:pPr>
         <w:pStyle w:val="note"/>
+        <w:autoSpaceDE w:val="0"/>
+        <w:autoSpaceDN w:val="0"/>
         <w:spacing w:before="80"/>
       </w:pPr>
       <w:r>
@@ -897,6 +1202,8 @@
     <w:p>
       <w:pPr>
         <w:pStyle w:val="note"/>
+        <w:autoSpaceDE w:val="0"/>
+        <w:autoSpaceDN w:val="0"/>
         <w:spacing w:before="80"/>
       </w:pPr>
       <w:r>
@@ -909,7 +1216,24 @@
     </w:p>
     <w:p>
       <w:pPr>
-        <w:spacing w:before="160"/>
+        <w:autoSpaceDE w:val="0"/>
+        <w:autoSpaceDN w:val="0"/>
+        <w:spacing w:before="120"/>
+      </w:pPr>
+      <w:r>
+        <w:rPr>
+          <w:rFonts w:ascii="맑은 고딕" w:hAnsi="맑은 고딕" w:eastAsia="맑은 고딕" w:cs="맑은 고딕"/>
+          <w:color w:val="000000"/>
+          <w:sz w:val="18"/>
+        </w:rPr>
+        <w:t>원문  https://www.law.go.kr/판례/(2021두31429)</w:t>
+      </w:r>
+    </w:p>
+    <w:p>
+      <w:pPr>
+        <w:autoSpaceDE w:val="0"/>
+        <w:autoSpaceDN w:val="0"/>
+        <w:spacing w:before="80"/>
       </w:pPr>
       <w:r>
         <w:rPr>
@@ -923,6 +1247,8 @@
     <w:p>
       <w:pPr>
         <w:pStyle w:val="mark"/>
+        <w:autoSpaceDE w:val="0"/>
+        <w:autoSpaceDN w:val="0"/>
       </w:pPr>
       <w:r>
         <w:rPr>

--- a/블로그글작성/판례/판례_대법원2021두31429_방치폐기물_처리명령_승계신고수리.docx
+++ b/블로그글작성/판례/판례_대법원2021두31429_방치폐기물_처리명령_승계신고수리.docx
@@ -829,9 +829,9 @@
       <w:r>
         <w:rPr>
           <w:rFonts w:ascii="맑은 고딕" w:hAnsi="맑은 고딕" w:eastAsia="맑은 고딕" w:cs="맑은 고딕"/>
+          <w:b/>
           <w:color w:val="000000"/>
           <w:u w:val="single"/>
-          <w:shd w:val="clear" w:color="auto" w:fill="FFF2CC"/>
         </w:rPr>
         <w:t>③ 방치폐기물 처리명령을 받을 ‘권리·의무를 승계한 자’도 승계신고가 수리되어 영업허가자 지위를 얻은 자를 의미하므로, 신고·수리가 없으면 처리명령 대상이 아닙니다.</w:t>
       </w:r>

--- a/블로그글작성/판례/판례_대법원2021두31429_방치폐기물_처리명령_승계신고수리.docx
+++ b/블로그글작성/판례/판례_대법원2021두31429_방치폐기물_처리명령_승계신고수리.docx
@@ -1189,6 +1189,32 @@
         </w:tc>
       </w:tr>
     </w:tbl>
+    <w:p>
+      <w:pPr>
+        <w:pStyle w:val="2"/>
+      </w:pPr>
+      <w:r>
+        <w:t>핵심 요약</w:t>
+      </w:r>
+    </w:p>
+    <w:p>
+      <w:pPr/>
+      <w:r>
+        <w:t>경매로 폐기물처리시설만 낙찰받았다고 해서 곧바로 방치폐기물 처리명령의 대상이 되는 것은 아닙니다.</w:t>
+      </w:r>
+    </w:p>
+    <w:p>
+      <w:pPr/>
+      <w:r>
+        <w:t>승계신고를 하고 허가관청이 이를 수리해 영업허가자 지위를 얻은 때에야 비로소 권리의무를 승계한 자가 되어 처리명령을 받을 수 있습니다.</w:t>
+      </w:r>
+    </w:p>
+    <w:p>
+      <w:pPr/>
+      <w:r>
+        <w:t>시설을 인수했더라도 승계신고 수리 전이라면 처리명령을 받지 않으므로, 인수 시점과 신고 수리 여부를 반드시 확인해야 합니다.</w:t>
+      </w:r>
+    </w:p>
     <w:p>
       <w:pPr>
         <w:pStyle w:val="note"/>

--- a/블로그글작성/판례/판례_대법원2021두31429_방치폐기물_처리명령_승계신고수리.docx
+++ b/블로그글작성/판례/판례_대법원2021두31429_방치폐기물_처리명령_승계신고수리.docx
@@ -16,7 +16,7 @@
           <w:color w:val="000000"/>
           <w:sz w:val="32"/>
         </w:rPr>
-        <w:t>경매로 폐기물처리시설을 인수하면 방치폐기물 처리명령을 받을까요?</w:t>
+        <w:t>경매로 폐기물처리시설을 인수하면 방치폐기물 처리명령을 받을까요? (2021두31429)</w:t>
       </w:r>
     </w:p>
     <w:p>
@@ -47,12 +47,6 @@
         </w:rPr>
         <w:t>○ 경매로 폐기물처리시설을 인수한 사람에게 곧바로 방치폐기물 처리명령을 할 수 있는지가 문제된 사건입니다. 대법원은 승계신고가 수리되어야 처리명령 대상이 된다고 보았습니다.</w:t>
       </w:r>
-    </w:p>
-    <w:p>
-      <w:pPr>
-        <w:autoSpaceDE w:val="0"/>
-        <w:autoSpaceDN w:val="0"/>
-      </w:pPr>
     </w:p>
     <w:p>
       <w:pPr>
@@ -187,12 +181,6 @@
     </w:p>
     <w:p>
       <w:pPr>
-        <w:autoSpaceDE w:val="0"/>
-        <w:autoSpaceDN w:val="0"/>
-      </w:pPr>
-    </w:p>
-    <w:p>
-      <w:pPr>
         <w:pStyle w:val="2"/>
         <w:autoSpaceDE w:val="0"/>
         <w:autoSpaceDN w:val="0"/>
@@ -456,12 +444,6 @@
     </w:p>
     <w:p>
       <w:pPr>
-        <w:autoSpaceDE w:val="0"/>
-        <w:autoSpaceDN w:val="0"/>
-      </w:pPr>
-    </w:p>
-    <w:p>
-      <w:pPr>
         <w:pStyle w:val="2"/>
         <w:autoSpaceDE w:val="0"/>
         <w:autoSpaceDN w:val="0"/>
@@ -525,12 +507,6 @@
         </w:rPr>
         <w:t>(3) 완주군수는 원고가 시설을 인수해 허가상 권리·의무를 승계했다며 방치폐기물 처리명령을 하였습니다.</w:t>
       </w:r>
-    </w:p>
-    <w:p>
-      <w:pPr>
-        <w:autoSpaceDE w:val="0"/>
-        <w:autoSpaceDN w:val="0"/>
-      </w:pPr>
     </w:p>
     <w:p>
       <w:pPr>
@@ -566,12 +542,6 @@
         </w:rPr>
         <w:t>경매로 폐기물처리시설만 인수한 원고가 ‘허가에 따른 권리·의무를 승계한 자’로서 방치폐기물 처리명령의 대상이 되는지가 쟁점입니다.</w:t>
       </w:r>
-    </w:p>
-    <w:p>
-      <w:pPr>
-        <w:autoSpaceDE w:val="0"/>
-        <w:autoSpaceDN w:val="0"/>
-      </w:pPr>
     </w:p>
     <w:p>
       <w:pPr>
@@ -762,12 +732,6 @@
     </w:p>
     <w:p>
       <w:pPr>
-        <w:autoSpaceDE w:val="0"/>
-        <w:autoSpaceDN w:val="0"/>
-      </w:pPr>
-    </w:p>
-    <w:p>
-      <w:pPr>
         <w:pStyle w:val="2"/>
         <w:autoSpaceDE w:val="0"/>
         <w:autoSpaceDN w:val="0"/>
@@ -835,12 +799,6 @@
         </w:rPr>
         <w:t>③ 방치폐기물 처리명령을 받을 ‘권리·의무를 승계한 자’도 승계신고가 수리되어 영업허가자 지위를 얻은 자를 의미하므로, 신고·수리가 없으면 처리명령 대상이 아닙니다.</w:t>
       </w:r>
-    </w:p>
-    <w:p>
-      <w:pPr>
-        <w:autoSpaceDE w:val="0"/>
-        <w:autoSpaceDN w:val="0"/>
-      </w:pPr>
     </w:p>
     <w:p>
       <w:pPr>
